--- a/QA 실습 메뉴얼.docx
+++ b/QA 실습 메뉴얼.docx
@@ -386,25 +386,7 @@
           <w:sz w:val="28"/>
           <w:szCs w:val="28"/>
         </w:rPr>
-        <w:t xml:space="preserve">설치 과정 중 Tools for Native </w:t>
-      </w:r>
-      <w:proofErr w:type="gramStart"/>
-      <w:r>
-        <w:rPr>
-          <w:rFonts w:ascii="한컴 말랑말랑 Bold" w:eastAsia="한컴 말랑말랑 Bold" w:hAnsi="한컴 말랑말랑 Bold" w:hint="eastAsia"/>
-          <w:sz w:val="28"/>
-          <w:szCs w:val="28"/>
-        </w:rPr>
-        <w:t>Modules 에서</w:t>
-      </w:r>
-      <w:proofErr w:type="gramEnd"/>
-      <w:r>
-        <w:rPr>
-          <w:rFonts w:ascii="한컴 말랑말랑 Bold" w:eastAsia="한컴 말랑말랑 Bold" w:hAnsi="한컴 말랑말랑 Bold" w:hint="eastAsia"/>
-          <w:sz w:val="28"/>
-          <w:szCs w:val="28"/>
-        </w:rPr>
-        <w:t xml:space="preserve"> 체크박스 체크</w:t>
+        <w:t>설치 과정 중 Tools for Native Modules 에서 체크박스 체크</w:t>
       </w:r>
       <w:r>
         <w:rPr>
@@ -434,43 +416,7 @@
           <w:sz w:val="28"/>
           <w:szCs w:val="28"/>
         </w:rPr>
-        <w:t xml:space="preserve">전달 드린 샘플 파일이 위치한 폴더로 </w:t>
-      </w:r>
-      <w:proofErr w:type="gramStart"/>
-      <w:r>
-        <w:rPr>
-          <w:rFonts w:ascii="한컴 말랑말랑 Bold" w:eastAsia="한컴 말랑말랑 Bold" w:hAnsi="한컴 말랑말랑 Bold" w:hint="eastAsia"/>
-          <w:sz w:val="28"/>
-          <w:szCs w:val="28"/>
-        </w:rPr>
-        <w:t>이동 &gt;</w:t>
-      </w:r>
-      <w:proofErr w:type="gramEnd"/>
-      <w:r>
-        <w:rPr>
-          <w:rFonts w:ascii="한컴 말랑말랑 Bold" w:eastAsia="한컴 말랑말랑 Bold" w:hAnsi="한컴 말랑말랑 Bold" w:hint="eastAsia"/>
-          <w:sz w:val="28"/>
-          <w:szCs w:val="28"/>
-        </w:rPr>
-        <w:t xml:space="preserve"> 탐색기 상단의 경로명을 전부 지우고 CMD 입력 후 </w:t>
-      </w:r>
-      <w:proofErr w:type="gramStart"/>
-      <w:r>
-        <w:rPr>
-          <w:rFonts w:ascii="한컴 말랑말랑 Bold" w:eastAsia="한컴 말랑말랑 Bold" w:hAnsi="한컴 말랑말랑 Bold" w:hint="eastAsia"/>
-          <w:sz w:val="28"/>
-          <w:szCs w:val="28"/>
-        </w:rPr>
-        <w:t>엔터 &gt;</w:t>
-      </w:r>
-      <w:proofErr w:type="gramEnd"/>
-      <w:r>
-        <w:rPr>
-          <w:rFonts w:ascii="한컴 말랑말랑 Bold" w:eastAsia="한컴 말랑말랑 Bold" w:hAnsi="한컴 말랑말랑 Bold" w:hint="eastAsia"/>
-          <w:sz w:val="28"/>
-          <w:szCs w:val="28"/>
-        </w:rPr>
-        <w:t xml:space="preserve"> 해당 폴더에서 바로 cmd가 실행</w:t>
+        <w:t>전달 드린 샘플 파일이 위치한 폴더로 이동 &gt; 탐색기 상단의 경로명을 전부 지우고 CMD 입력 후 엔터 &gt; 해당 폴더에서 바로 cmd가 실행</w:t>
       </w:r>
       <w:r>
         <w:rPr>
@@ -662,61 +608,7 @@
           <w:sz w:val="28"/>
           <w:szCs w:val="28"/>
         </w:rPr>
-        <w:t xml:space="preserve">좌측 </w:t>
-      </w:r>
-      <w:proofErr w:type="gramStart"/>
-      <w:r>
-        <w:rPr>
-          <w:rFonts w:ascii="한컴 말랑말랑 Bold" w:eastAsia="한컴 말랑말랑 Bold" w:hAnsi="한컴 말랑말랑 Bold" w:hint="eastAsia"/>
-          <w:sz w:val="28"/>
-          <w:szCs w:val="28"/>
-        </w:rPr>
-        <w:t>LNB &gt;</w:t>
-      </w:r>
-      <w:proofErr w:type="gramEnd"/>
-      <w:r>
-        <w:rPr>
-          <w:rFonts w:ascii="한컴 말랑말랑 Bold" w:eastAsia="한컴 말랑말랑 Bold" w:hAnsi="한컴 말랑말랑 Bold" w:hint="eastAsia"/>
-          <w:sz w:val="28"/>
-          <w:szCs w:val="28"/>
-        </w:rPr>
-        <w:t xml:space="preserve"> Environments </w:t>
-      </w:r>
-      <w:proofErr w:type="gramStart"/>
-      <w:r>
-        <w:rPr>
-          <w:rFonts w:ascii="한컴 말랑말랑 Bold" w:eastAsia="한컴 말랑말랑 Bold" w:hAnsi="한컴 말랑말랑 Bold" w:hint="eastAsia"/>
-          <w:sz w:val="28"/>
-          <w:szCs w:val="28"/>
-        </w:rPr>
-        <w:t>클릭 &gt;</w:t>
-      </w:r>
-      <w:proofErr w:type="gramEnd"/>
-      <w:r>
-        <w:rPr>
-          <w:rFonts w:ascii="한컴 말랑말랑 Bold" w:eastAsia="한컴 말랑말랑 Bold" w:hAnsi="한컴 말랑말랑 Bold" w:hint="eastAsia"/>
-          <w:sz w:val="28"/>
-          <w:szCs w:val="28"/>
-        </w:rPr>
-        <w:t xml:space="preserve"> Import 버튼 </w:t>
-      </w:r>
-      <w:proofErr w:type="gramStart"/>
-      <w:r>
-        <w:rPr>
-          <w:rFonts w:ascii="한컴 말랑말랑 Bold" w:eastAsia="한컴 말랑말랑 Bold" w:hAnsi="한컴 말랑말랑 Bold" w:hint="eastAsia"/>
-          <w:sz w:val="28"/>
-          <w:szCs w:val="28"/>
-        </w:rPr>
-        <w:t>클릭 &gt;</w:t>
-      </w:r>
-      <w:proofErr w:type="gramEnd"/>
-      <w:r>
-        <w:rPr>
-          <w:rFonts w:ascii="한컴 말랑말랑 Bold" w:eastAsia="한컴 말랑말랑 Bold" w:hAnsi="한컴 말랑말랑 Bold" w:hint="eastAsia"/>
-          <w:sz w:val="28"/>
-          <w:szCs w:val="28"/>
-        </w:rPr>
-        <w:t xml:space="preserve"> 실습 파일 중 </w:t>
+        <w:t xml:space="preserve">좌측 LNB &gt; Environments 클릭 &gt; Import 버튼 클릭 &gt; 실습 파일 중 </w:t>
       </w:r>
       <w:r>
         <w:rPr>
@@ -732,25 +624,7 @@
           <w:sz w:val="28"/>
           <w:szCs w:val="28"/>
         </w:rPr>
-        <w:t xml:space="preserve"> 파일 선택 후 </w:t>
-      </w:r>
-      <w:proofErr w:type="gramStart"/>
-      <w:r>
-        <w:rPr>
-          <w:rFonts w:ascii="한컴 말랑말랑 Bold" w:eastAsia="한컴 말랑말랑 Bold" w:hAnsi="한컴 말랑말랑 Bold" w:hint="eastAsia"/>
-          <w:sz w:val="28"/>
-          <w:szCs w:val="28"/>
-        </w:rPr>
-        <w:t>추가 &gt;</w:t>
-      </w:r>
-      <w:proofErr w:type="gramEnd"/>
-      <w:r>
-        <w:rPr>
-          <w:rFonts w:ascii="한컴 말랑말랑 Bold" w:eastAsia="한컴 말랑말랑 Bold" w:hAnsi="한컴 말랑말랑 Bold" w:hint="eastAsia"/>
-          <w:sz w:val="28"/>
-          <w:szCs w:val="28"/>
-        </w:rPr>
-        <w:t xml:space="preserve"> Set Active 클릭</w:t>
+        <w:t xml:space="preserve"> 파일 선택 후 추가 &gt; Set Active 클릭</w:t>
       </w:r>
     </w:p>
     <w:p>
@@ -823,61 +697,7 @@
           <w:sz w:val="28"/>
           <w:szCs w:val="28"/>
         </w:rPr>
-        <w:t xml:space="preserve">좌측 </w:t>
-      </w:r>
-      <w:proofErr w:type="gramStart"/>
-      <w:r>
-        <w:rPr>
-          <w:rFonts w:ascii="한컴 말랑말랑 Bold" w:eastAsia="한컴 말랑말랑 Bold" w:hAnsi="한컴 말랑말랑 Bold" w:hint="eastAsia"/>
-          <w:sz w:val="28"/>
-          <w:szCs w:val="28"/>
-        </w:rPr>
-        <w:t>LNB &gt;</w:t>
-      </w:r>
-      <w:proofErr w:type="gramEnd"/>
-      <w:r>
-        <w:rPr>
-          <w:rFonts w:ascii="한컴 말랑말랑 Bold" w:eastAsia="한컴 말랑말랑 Bold" w:hAnsi="한컴 말랑말랑 Bold" w:hint="eastAsia"/>
-          <w:sz w:val="28"/>
-          <w:szCs w:val="28"/>
-        </w:rPr>
-        <w:t xml:space="preserve"> Collections </w:t>
-      </w:r>
-      <w:proofErr w:type="gramStart"/>
-      <w:r>
-        <w:rPr>
-          <w:rFonts w:ascii="한컴 말랑말랑 Bold" w:eastAsia="한컴 말랑말랑 Bold" w:hAnsi="한컴 말랑말랑 Bold" w:hint="eastAsia"/>
-          <w:sz w:val="28"/>
-          <w:szCs w:val="28"/>
-        </w:rPr>
-        <w:t>클릭 &gt;</w:t>
-      </w:r>
-      <w:proofErr w:type="gramEnd"/>
-      <w:r>
-        <w:rPr>
-          <w:rFonts w:ascii="한컴 말랑말랑 Bold" w:eastAsia="한컴 말랑말랑 Bold" w:hAnsi="한컴 말랑말랑 Bold" w:hint="eastAsia"/>
-          <w:sz w:val="28"/>
-          <w:szCs w:val="28"/>
-        </w:rPr>
-        <w:t xml:space="preserve"> Import 버튼 </w:t>
-      </w:r>
-      <w:proofErr w:type="gramStart"/>
-      <w:r>
-        <w:rPr>
-          <w:rFonts w:ascii="한컴 말랑말랑 Bold" w:eastAsia="한컴 말랑말랑 Bold" w:hAnsi="한컴 말랑말랑 Bold" w:hint="eastAsia"/>
-          <w:sz w:val="28"/>
-          <w:szCs w:val="28"/>
-        </w:rPr>
-        <w:t>클릭 &gt;</w:t>
-      </w:r>
-      <w:proofErr w:type="gramEnd"/>
-      <w:r>
-        <w:rPr>
-          <w:rFonts w:ascii="한컴 말랑말랑 Bold" w:eastAsia="한컴 말랑말랑 Bold" w:hAnsi="한컴 말랑말랑 Bold" w:hint="eastAsia"/>
-          <w:sz w:val="28"/>
-          <w:szCs w:val="28"/>
-        </w:rPr>
-        <w:t xml:space="preserve"> 실습 파일 중 collection 파일 3종 전부 추가 </w:t>
+        <w:t xml:space="preserve">좌측 LNB &gt; Collections 클릭 &gt; Import 버튼 클릭 &gt; 실습 파일 중 collection 파일 3종 전부 추가 </w:t>
       </w:r>
     </w:p>
     <w:p>
@@ -899,25 +719,7 @@
           <w:sz w:val="28"/>
           <w:szCs w:val="28"/>
         </w:rPr>
-        <w:t xml:space="preserve">Login API </w:t>
-      </w:r>
-      <w:proofErr w:type="gramStart"/>
-      <w:r>
-        <w:rPr>
-          <w:rFonts w:ascii="한컴 말랑말랑 Bold" w:eastAsia="한컴 말랑말랑 Bold" w:hAnsi="한컴 말랑말랑 Bold" w:hint="eastAsia"/>
-          <w:sz w:val="28"/>
-          <w:szCs w:val="28"/>
-        </w:rPr>
-        <w:t>Test &gt;</w:t>
-      </w:r>
-      <w:proofErr w:type="gramEnd"/>
-      <w:r>
-        <w:rPr>
-          <w:rFonts w:ascii="한컴 말랑말랑 Bold" w:eastAsia="한컴 말랑말랑 Bold" w:hAnsi="한컴 말랑말랑 Bold" w:hint="eastAsia"/>
-          <w:sz w:val="28"/>
-          <w:szCs w:val="28"/>
-        </w:rPr>
-        <w:t xml:space="preserve"> Login </w:t>
+        <w:t xml:space="preserve">Login API Test &gt; Login </w:t>
       </w:r>
       <w:r>
         <w:rPr>
@@ -933,25 +735,7 @@
           <w:sz w:val="28"/>
           <w:szCs w:val="28"/>
         </w:rPr>
-        <w:t xml:space="preserve"> obtain </w:t>
-      </w:r>
-      <w:proofErr w:type="gramStart"/>
-      <w:r>
-        <w:rPr>
-          <w:rFonts w:ascii="한컴 말랑말랑 Bold" w:eastAsia="한컴 말랑말랑 Bold" w:hAnsi="한컴 말랑말랑 Bold" w:hint="eastAsia"/>
-          <w:sz w:val="28"/>
-          <w:szCs w:val="28"/>
-        </w:rPr>
-        <w:t>token 을</w:t>
-      </w:r>
-      <w:proofErr w:type="gramEnd"/>
-      <w:r>
-        <w:rPr>
-          <w:rFonts w:ascii="한컴 말랑말랑 Bold" w:eastAsia="한컴 말랑말랑 Bold" w:hAnsi="한컴 말랑말랑 Bold" w:hint="eastAsia"/>
-          <w:sz w:val="28"/>
-          <w:szCs w:val="28"/>
-        </w:rPr>
-        <w:t xml:space="preserve"> POST 로 실행</w:t>
+        <w:t xml:space="preserve"> obtain token 을 POST 로 실행</w:t>
       </w:r>
     </w:p>
     <w:p>
@@ -1044,33 +828,15 @@
           <w:sz w:val="28"/>
           <w:szCs w:val="28"/>
         </w:rPr>
-        <w:t xml:space="preserve">이후 Ranking API </w:t>
-      </w:r>
-      <w:proofErr w:type="gramStart"/>
-      <w:r>
-        <w:rPr>
-          <w:rFonts w:ascii="한컴 말랑말랑 Bold" w:eastAsia="한컴 말랑말랑 Bold" w:hAnsi="한컴 말랑말랑 Bold" w:hint="eastAsia"/>
-          <w:sz w:val="28"/>
-          <w:szCs w:val="28"/>
-        </w:rPr>
-        <w:t>Test</w:t>
-      </w:r>
-      <w:r>
-        <w:rPr>
-          <w:rFonts w:ascii="한컴 말랑말랑 Bold" w:eastAsia="한컴 말랑말랑 Bold" w:hAnsi="한컴 말랑말랑 Bold" w:hint="eastAsia"/>
-          <w:sz w:val="28"/>
-          <w:szCs w:val="28"/>
-        </w:rPr>
-        <w:t xml:space="preserve"> &gt;</w:t>
-      </w:r>
-      <w:proofErr w:type="gramEnd"/>
-      <w:r>
-        <w:rPr>
-          <w:rFonts w:ascii="한컴 말랑말랑 Bold" w:eastAsia="한컴 말랑말랑 Bold" w:hAnsi="한컴 말랑말랑 Bold" w:hint="eastAsia"/>
-          <w:sz w:val="28"/>
-          <w:szCs w:val="28"/>
-        </w:rPr>
-        <w:t xml:space="preserve"> Get Ranking </w:t>
+        <w:t>이후 Ranking API Test</w:t>
+      </w:r>
+      <w:r>
+        <w:rPr>
+          <w:rFonts w:ascii="한컴 말랑말랑 Bold" w:eastAsia="한컴 말랑말랑 Bold" w:hAnsi="한컴 말랑말랑 Bold" w:hint="eastAsia"/>
+          <w:sz w:val="28"/>
+          <w:szCs w:val="28"/>
+        </w:rPr>
+        <w:t xml:space="preserve"> &gt; Get Ranking </w:t>
       </w:r>
       <w:r>
         <w:rPr>
@@ -1102,51 +868,15 @@
           <w:sz w:val="28"/>
           <w:szCs w:val="28"/>
         </w:rPr>
-        <w:t xml:space="preserve"> </w:t>
-      </w:r>
-      <w:proofErr w:type="gramStart"/>
-      <w:r>
-        <w:rPr>
-          <w:rFonts w:ascii="한컴 말랑말랑 Bold" w:eastAsia="한컴 말랑말랑 Bold" w:hAnsi="한컴 말랑말랑 Bold" w:hint="eastAsia"/>
-          <w:sz w:val="28"/>
-          <w:szCs w:val="28"/>
-        </w:rPr>
-        <w:t>실행 &gt;</w:t>
-      </w:r>
-      <w:proofErr w:type="gramEnd"/>
-      <w:r>
-        <w:rPr>
-          <w:rFonts w:ascii="한컴 말랑말랑 Bold" w:eastAsia="한컴 말랑말랑 Bold" w:hAnsi="한컴 말랑말랑 Bold" w:hint="eastAsia"/>
-          <w:sz w:val="28"/>
-          <w:szCs w:val="28"/>
-        </w:rPr>
-        <w:t xml:space="preserve"> </w:t>
-      </w:r>
-      <w:r>
-        <w:rPr>
-          <w:rFonts w:ascii="한컴 말랑말랑 Bold" w:eastAsia="한컴 말랑말랑 Bold" w:hAnsi="한컴 말랑말랑 Bold" w:hint="eastAsia"/>
-          <w:sz w:val="28"/>
-          <w:szCs w:val="28"/>
-        </w:rPr>
-        <w:t xml:space="preserve">상위 10위까지의 랭킹 사용자가 </w:t>
-      </w:r>
-      <w:proofErr w:type="gramStart"/>
-      <w:r>
-        <w:rPr>
-          <w:rFonts w:ascii="한컴 말랑말랑 Bold" w:eastAsia="한컴 말랑말랑 Bold" w:hAnsi="한컴 말랑말랑 Bold" w:hint="eastAsia"/>
-          <w:sz w:val="28"/>
-          <w:szCs w:val="28"/>
-        </w:rPr>
-        <w:t>조회 됨을</w:t>
-      </w:r>
-      <w:proofErr w:type="gramEnd"/>
-      <w:r>
-        <w:rPr>
-          <w:rFonts w:ascii="한컴 말랑말랑 Bold" w:eastAsia="한컴 말랑말랑 Bold" w:hAnsi="한컴 말랑말랑 Bold" w:hint="eastAsia"/>
-          <w:sz w:val="28"/>
-          <w:szCs w:val="28"/>
-        </w:rPr>
-        <w:t xml:space="preserve"> 확인</w:t>
+        <w:t xml:space="preserve"> 실행 &gt; </w:t>
+      </w:r>
+      <w:r>
+        <w:rPr>
+          <w:rFonts w:ascii="한컴 말랑말랑 Bold" w:eastAsia="한컴 말랑말랑 Bold" w:hAnsi="한컴 말랑말랑 Bold" w:hint="eastAsia"/>
+          <w:sz w:val="28"/>
+          <w:szCs w:val="28"/>
+        </w:rPr>
+        <w:t>상위 10위까지의 랭킹 사용자가 조회 됨을 확인</w:t>
       </w:r>
     </w:p>
     <w:p>
@@ -1168,25 +898,7 @@
           <w:sz w:val="28"/>
           <w:szCs w:val="28"/>
         </w:rPr>
-        <w:t xml:space="preserve">이후 Item Grant API </w:t>
-      </w:r>
-      <w:proofErr w:type="gramStart"/>
-      <w:r>
-        <w:rPr>
-          <w:rFonts w:ascii="한컴 말랑말랑 Bold" w:eastAsia="한컴 말랑말랑 Bold" w:hAnsi="한컴 말랑말랑 Bold" w:hint="eastAsia"/>
-          <w:sz w:val="28"/>
-          <w:szCs w:val="28"/>
-        </w:rPr>
-        <w:t>Test &gt;</w:t>
-      </w:r>
-      <w:proofErr w:type="gramEnd"/>
-      <w:r>
-        <w:rPr>
-          <w:rFonts w:ascii="한컴 말랑말랑 Bold" w:eastAsia="한컴 말랑말랑 Bold" w:hAnsi="한컴 말랑말랑 Bold" w:hint="eastAsia"/>
-          <w:sz w:val="28"/>
-          <w:szCs w:val="28"/>
-        </w:rPr>
-        <w:t xml:space="preserve"> Grant Item to Player</w:t>
+        <w:t>이후 Item Grant API Test &gt; Grant Item to Player</w:t>
       </w:r>
       <w:r>
         <w:rPr>
@@ -1292,23 +1004,13 @@
           <w:szCs w:val="28"/>
         </w:rPr>
       </w:pPr>
-      <w:proofErr w:type="gramStart"/>
-      <w:r>
-        <w:rPr>
-          <w:rFonts w:ascii="한컴 말랑말랑 Bold" w:eastAsia="한컴 말랑말랑 Bold" w:hAnsi="한컴 말랑말랑 Bold" w:hint="eastAsia"/>
-          <w:sz w:val="28"/>
-          <w:szCs w:val="28"/>
-        </w:rPr>
-        <w:t>Newman 으로</w:t>
-      </w:r>
-      <w:proofErr w:type="gramEnd"/>
-      <w:r>
-        <w:rPr>
-          <w:rFonts w:ascii="한컴 말랑말랑 Bold" w:eastAsia="한컴 말랑말랑 Bold" w:hAnsi="한컴 말랑말랑 Bold" w:hint="eastAsia"/>
-          <w:sz w:val="28"/>
-          <w:szCs w:val="28"/>
-        </w:rPr>
-        <w:t xml:space="preserve"> 리포트 생성 (로컬)</w:t>
+      <w:r>
+        <w:rPr>
+          <w:rFonts w:ascii="한컴 말랑말랑 Bold" w:eastAsia="한컴 말랑말랑 Bold" w:hAnsi="한컴 말랑말랑 Bold" w:hint="eastAsia"/>
+          <w:sz w:val="28"/>
+          <w:szCs w:val="28"/>
+        </w:rPr>
+        <w:t>Newman 으로 리포트 생성 (로컬)</w:t>
       </w:r>
       <w:r>
         <w:rPr>
@@ -1408,25 +1110,7 @@
           <w:sz w:val="28"/>
           <w:szCs w:val="28"/>
         </w:rPr>
-        <w:t xml:space="preserve"> 입력 후 각각 세 가지의 리포트가 </w:t>
-      </w:r>
-      <w:proofErr w:type="gramStart"/>
-      <w:r>
-        <w:rPr>
-          <w:rFonts w:ascii="한컴 말랑말랑 Bold" w:eastAsia="한컴 말랑말랑 Bold" w:hAnsi="한컴 말랑말랑 Bold" w:hint="eastAsia"/>
-          <w:sz w:val="28"/>
-          <w:szCs w:val="28"/>
-        </w:rPr>
-        <w:t>생성 됨을</w:t>
-      </w:r>
-      <w:proofErr w:type="gramEnd"/>
-      <w:r>
-        <w:rPr>
-          <w:rFonts w:ascii="한컴 말랑말랑 Bold" w:eastAsia="한컴 말랑말랑 Bold" w:hAnsi="한컴 말랑말랑 Bold" w:hint="eastAsia"/>
-          <w:sz w:val="28"/>
-          <w:szCs w:val="28"/>
-        </w:rPr>
-        <w:t xml:space="preserve"> 확인 </w:t>
+        <w:t xml:space="preserve"> 입력 후 각각 세 가지의 리포트가 생성 됨을 확인 </w:t>
       </w:r>
     </w:p>
     <w:p>
@@ -1558,25 +1242,7 @@
           <w:sz w:val="28"/>
           <w:szCs w:val="28"/>
         </w:rPr>
-        <w:t xml:space="preserve">이후 비번 </w:t>
-      </w:r>
-      <w:proofErr w:type="gramStart"/>
-      <w:r>
-        <w:rPr>
-          <w:rFonts w:ascii="한컴 말랑말랑 Bold" w:eastAsia="한컴 말랑말랑 Bold" w:hAnsi="한컴 말랑말랑 Bold" w:hint="eastAsia"/>
-          <w:sz w:val="28"/>
-          <w:szCs w:val="28"/>
-        </w:rPr>
-        <w:t>입력 &gt;</w:t>
-      </w:r>
-      <w:proofErr w:type="gramEnd"/>
-      <w:r>
-        <w:rPr>
-          <w:rFonts w:ascii="한컴 말랑말랑 Bold" w:eastAsia="한컴 말랑말랑 Bold" w:hAnsi="한컴 말랑말랑 Bold" w:hint="eastAsia"/>
-          <w:sz w:val="28"/>
-          <w:szCs w:val="28"/>
-        </w:rPr>
-        <w:t xml:space="preserve"> 추천 플러그인 설치까지 진행</w:t>
+        <w:t>이후 비번 입력 &gt; 추천 플러그인 설치까지 진행</w:t>
       </w:r>
     </w:p>
     <w:p>
@@ -1598,18 +1264,355 @@
           <w:sz w:val="28"/>
           <w:szCs w:val="28"/>
         </w:rPr>
-        <w:t xml:space="preserve">Jenkins </w:t>
-      </w:r>
-      <w:proofErr w:type="gramStart"/>
-      <w:r>
-        <w:rPr>
-          <w:rFonts w:ascii="한컴 말랑말랑 Bold" w:eastAsia="한컴 말랑말랑 Bold" w:hAnsi="한컴 말랑말랑 Bold" w:hint="eastAsia"/>
-          <w:sz w:val="28"/>
-          <w:szCs w:val="28"/>
-        </w:rPr>
-        <w:t>관리 &gt;</w:t>
-      </w:r>
-      <w:proofErr w:type="gramEnd"/>
+        <w:t>Jenkins 관리 &gt; Plugins &gt; Available plugins &gt; nodejs, HTML Publisher 설치</w:t>
+      </w:r>
+    </w:p>
+    <w:p>
+      <w:pPr>
+        <w:pStyle w:val="a6"/>
+        <w:numPr>
+          <w:ilvl w:val="0"/>
+          <w:numId w:val="5"/>
+        </w:numPr>
+        <w:rPr>
+          <w:rFonts w:ascii="한컴 말랑말랑 Bold" w:eastAsia="한컴 말랑말랑 Bold" w:hAnsi="한컴 말랑말랑 Bold"/>
+          <w:sz w:val="28"/>
+          <w:szCs w:val="28"/>
+        </w:rPr>
+      </w:pPr>
+      <w:r>
+        <w:rPr>
+          <w:rFonts w:ascii="한컴 말랑말랑 Bold" w:eastAsia="한컴 말랑말랑 Bold" w:hAnsi="한컴 말랑말랑 Bold" w:hint="eastAsia"/>
+          <w:sz w:val="28"/>
+          <w:szCs w:val="28"/>
+        </w:rPr>
+        <w:t>Jenkins 관리 &gt; Tools &gt; Add NodeJS &gt; 이름을 nodejs로 설정</w:t>
+      </w:r>
+    </w:p>
+    <w:p>
+      <w:pPr>
+        <w:pStyle w:val="a6"/>
+        <w:numPr>
+          <w:ilvl w:val="0"/>
+          <w:numId w:val="5"/>
+        </w:numPr>
+        <w:rPr>
+          <w:rFonts w:ascii="한컴 말랑말랑 Bold" w:eastAsia="한컴 말랑말랑 Bold" w:hAnsi="한컴 말랑말랑 Bold"/>
+          <w:sz w:val="28"/>
+          <w:szCs w:val="28"/>
+        </w:rPr>
+      </w:pPr>
+      <w:r>
+        <w:rPr>
+          <w:rFonts w:ascii="한컴 말랑말랑 Bold" w:eastAsia="한컴 말랑말랑 Bold" w:hAnsi="한컴 말랑말랑 Bold" w:hint="eastAsia"/>
+          <w:sz w:val="28"/>
+          <w:szCs w:val="28"/>
+        </w:rPr>
+        <w:t xml:space="preserve">Jenkins 관리 &gt; Tools &gt; Git 쪽에는 Git.exe가 있는 설치 경로를 입력 (ex. </w:t>
+      </w:r>
+      <w:r>
+        <w:rPr>
+          <w:rFonts w:ascii="한컴 말랑말랑 Bold" w:eastAsia="한컴 말랑말랑 Bold" w:hAnsi="한컴 말랑말랑 Bold"/>
+          <w:sz w:val="28"/>
+          <w:szCs w:val="28"/>
+        </w:rPr>
+        <w:t>C</w:t>
+      </w:r>
+      <w:r>
+        <w:rPr>
+          <w:rFonts w:ascii="한컴 말랑말랑 Bold" w:eastAsia="한컴 말랑말랑 Bold" w:hAnsi="한컴 말랑말랑 Bold" w:hint="eastAsia"/>
+          <w:sz w:val="28"/>
+          <w:szCs w:val="28"/>
+        </w:rPr>
+        <w:t>:\program files\git\bin\git.exe)</w:t>
+      </w:r>
+    </w:p>
+    <w:p>
+      <w:pPr>
+        <w:pStyle w:val="a6"/>
+        <w:ind w:left="880"/>
+        <w:rPr>
+          <w:rFonts w:ascii="한컴 말랑말랑 Bold" w:eastAsia="한컴 말랑말랑 Bold" w:hAnsi="한컴 말랑말랑 Bold"/>
+          <w:sz w:val="28"/>
+          <w:szCs w:val="28"/>
+        </w:rPr>
+      </w:pPr>
+    </w:p>
+    <w:p>
+      <w:pPr>
+        <w:pStyle w:val="a6"/>
+        <w:numPr>
+          <w:ilvl w:val="0"/>
+          <w:numId w:val="5"/>
+        </w:numPr>
+        <w:rPr>
+          <w:rFonts w:ascii="한컴 말랑말랑 Bold" w:eastAsia="한컴 말랑말랑 Bold" w:hAnsi="한컴 말랑말랑 Bold"/>
+          <w:sz w:val="28"/>
+          <w:szCs w:val="28"/>
+        </w:rPr>
+      </w:pPr>
+      <w:r>
+        <w:rPr>
+          <w:rFonts w:ascii="한컴 말랑말랑 Bold" w:eastAsia="한컴 말랑말랑 Bold" w:hAnsi="한컴 말랑말랑 Bold" w:hint="eastAsia"/>
+          <w:sz w:val="28"/>
+          <w:szCs w:val="28"/>
+        </w:rPr>
+        <w:t>[Git 설치 및 Github에 파일 업로드 단계]</w:t>
+      </w:r>
+    </w:p>
+    <w:p>
+      <w:pPr>
+        <w:pStyle w:val="a6"/>
+        <w:numPr>
+          <w:ilvl w:val="0"/>
+          <w:numId w:val="5"/>
+        </w:numPr>
+        <w:rPr>
+          <w:rFonts w:ascii="한컴 말랑말랑 Bold" w:eastAsia="한컴 말랑말랑 Bold" w:hAnsi="한컴 말랑말랑 Bold"/>
+          <w:sz w:val="28"/>
+          <w:szCs w:val="28"/>
+        </w:rPr>
+      </w:pPr>
+      <w:r>
+        <w:rPr>
+          <w:rFonts w:ascii="한컴 말랑말랑 Bold" w:eastAsia="한컴 말랑말랑 Bold" w:hAnsi="한컴 말랑말랑 Bold" w:hint="eastAsia"/>
+          <w:sz w:val="28"/>
+          <w:szCs w:val="28"/>
+        </w:rPr>
+        <w:t xml:space="preserve">Git 다운로드 후 설치 진행 </w:t>
+      </w:r>
+    </w:p>
+    <w:p>
+      <w:pPr>
+        <w:pStyle w:val="a6"/>
+        <w:numPr>
+          <w:ilvl w:val="0"/>
+          <w:numId w:val="5"/>
+        </w:numPr>
+        <w:rPr>
+          <w:rFonts w:ascii="한컴 말랑말랑 Bold" w:eastAsia="한컴 말랑말랑 Bold" w:hAnsi="한컴 말랑말랑 Bold"/>
+          <w:sz w:val="28"/>
+          <w:szCs w:val="28"/>
+        </w:rPr>
+      </w:pPr>
+      <w:r>
+        <w:rPr>
+          <w:rFonts w:ascii="한컴 말랑말랑 Bold" w:eastAsia="한컴 말랑말랑 Bold" w:hAnsi="한컴 말랑말랑 Bold" w:hint="eastAsia"/>
+          <w:sz w:val="28"/>
+          <w:szCs w:val="28"/>
+        </w:rPr>
+        <w:t xml:space="preserve">Github에 가입하고 로그인까지 진행 &gt; 새 저장소 생성. </w:t>
+      </w:r>
+      <w:r>
+        <w:rPr>
+          <w:rFonts w:ascii="한컴 말랑말랑 Bold" w:eastAsia="한컴 말랑말랑 Bold" w:hAnsi="한컴 말랑말랑 Bold"/>
+          <w:sz w:val="28"/>
+          <w:szCs w:val="28"/>
+        </w:rPr>
+        <w:t>‘</w:t>
+      </w:r>
+      <w:r>
+        <w:rPr>
+          <w:rFonts w:ascii="한컴 말랑말랑 Bold" w:eastAsia="한컴 말랑말랑 Bold" w:hAnsi="한컴 말랑말랑 Bold" w:hint="eastAsia"/>
+          <w:sz w:val="28"/>
+          <w:szCs w:val="28"/>
+        </w:rPr>
+        <w:t>New Repository</w:t>
+      </w:r>
+      <w:r>
+        <w:rPr>
+          <w:rFonts w:ascii="한컴 말랑말랑 Bold" w:eastAsia="한컴 말랑말랑 Bold" w:hAnsi="한컴 말랑말랑 Bold"/>
+          <w:sz w:val="28"/>
+          <w:szCs w:val="28"/>
+        </w:rPr>
+        <w:t>’</w:t>
+      </w:r>
+      <w:r>
+        <w:rPr>
+          <w:rFonts w:ascii="한컴 말랑말랑 Bold" w:eastAsia="한컴 말랑말랑 Bold" w:hAnsi="한컴 말랑말랑 Bold" w:hint="eastAsia"/>
+          <w:sz w:val="28"/>
+          <w:szCs w:val="28"/>
+        </w:rPr>
+        <w:t xml:space="preserve"> 버튼 클릭 후 이름만 입력해도 가능. </w:t>
+      </w:r>
+    </w:p>
+    <w:p>
+      <w:pPr>
+        <w:pStyle w:val="a6"/>
+        <w:numPr>
+          <w:ilvl w:val="0"/>
+          <w:numId w:val="5"/>
+        </w:numPr>
+        <w:rPr>
+          <w:rFonts w:ascii="한컴 말랑말랑 Bold" w:eastAsia="한컴 말랑말랑 Bold" w:hAnsi="한컴 말랑말랑 Bold"/>
+          <w:sz w:val="28"/>
+          <w:szCs w:val="28"/>
+        </w:rPr>
+      </w:pPr>
+      <w:r>
+        <w:rPr>
+          <w:rFonts w:ascii="한컴 말랑말랑 Bold" w:eastAsia="한컴 말랑말랑 Bold" w:hAnsi="한컴 말랑말랑 Bold" w:hint="eastAsia"/>
+          <w:sz w:val="28"/>
+          <w:szCs w:val="28"/>
+        </w:rPr>
+        <w:t xml:space="preserve">저장소 생성 완료 후 헤딩 저장소의 주소를 복사. </w:t>
+      </w:r>
+    </w:p>
+    <w:p>
+      <w:pPr>
+        <w:pStyle w:val="a6"/>
+        <w:numPr>
+          <w:ilvl w:val="0"/>
+          <w:numId w:val="5"/>
+        </w:numPr>
+        <w:rPr>
+          <w:rFonts w:ascii="한컴 말랑말랑 Bold" w:eastAsia="한컴 말랑말랑 Bold" w:hAnsi="한컴 말랑말랑 Bold"/>
+          <w:sz w:val="28"/>
+          <w:szCs w:val="28"/>
+        </w:rPr>
+      </w:pPr>
+      <w:r>
+        <w:rPr>
+          <w:rFonts w:ascii="한컴 말랑말랑 Bold" w:eastAsia="한컴 말랑말랑 Bold" w:hAnsi="한컴 말랑말랑 Bold" w:hint="eastAsia"/>
+          <w:sz w:val="28"/>
+          <w:szCs w:val="28"/>
+        </w:rPr>
+        <w:lastRenderedPageBreak/>
+        <w:t xml:space="preserve">실습용 파일이 저장되어 있는 폴더에서 마우스 우클릭 &gt; Git bash here 클릭 </w:t>
+      </w:r>
+    </w:p>
+    <w:p>
+      <w:pPr>
+        <w:pStyle w:val="a6"/>
+        <w:ind w:left="880"/>
+        <w:rPr>
+          <w:rFonts w:ascii="한컴 말랑말랑 Bold" w:eastAsia="한컴 말랑말랑 Bold" w:hAnsi="한컴 말랑말랑 Bold"/>
+          <w:sz w:val="28"/>
+          <w:szCs w:val="28"/>
+        </w:rPr>
+      </w:pPr>
+    </w:p>
+    <w:p>
+      <w:pPr>
+        <w:pStyle w:val="a6"/>
+        <w:numPr>
+          <w:ilvl w:val="0"/>
+          <w:numId w:val="5"/>
+        </w:numPr>
+        <w:rPr>
+          <w:rFonts w:ascii="한컴 말랑말랑 Bold" w:eastAsia="한컴 말랑말랑 Bold" w:hAnsi="한컴 말랑말랑 Bold"/>
+          <w:sz w:val="28"/>
+          <w:szCs w:val="28"/>
+        </w:rPr>
+      </w:pPr>
+      <w:r>
+        <w:rPr>
+          <w:rFonts w:ascii="한컴 말랑말랑 Bold" w:eastAsia="한컴 말랑말랑 Bold" w:hAnsi="한컴 말랑말랑 Bold"/>
+          <w:sz w:val="28"/>
+          <w:szCs w:val="28"/>
+        </w:rPr>
+        <w:t># 최초 1회만 (Git 사용자를 등록)</w:t>
+      </w:r>
+    </w:p>
+    <w:p>
+      <w:pPr>
+        <w:pStyle w:val="a6"/>
+        <w:ind w:left="880"/>
+        <w:rPr>
+          <w:rFonts w:ascii="한컴 말랑말랑 Bold" w:eastAsia="한컴 말랑말랑 Bold" w:hAnsi="한컴 말랑말랑 Bold"/>
+          <w:sz w:val="28"/>
+          <w:szCs w:val="28"/>
+        </w:rPr>
+      </w:pPr>
+      <w:r>
+        <w:rPr>
+          <w:rFonts w:ascii="한컴 말랑말랑 Bold" w:eastAsia="한컴 말랑말랑 Bold" w:hAnsi="한컴 말랑말랑 Bold"/>
+          <w:sz w:val="28"/>
+          <w:szCs w:val="28"/>
+        </w:rPr>
+        <w:t>git config --global user.name "Github사용자명"</w:t>
+      </w:r>
+    </w:p>
+    <w:p>
+      <w:pPr>
+        <w:pStyle w:val="a6"/>
+        <w:ind w:left="880"/>
+        <w:rPr>
+          <w:rFonts w:ascii="한컴 말랑말랑 Bold" w:eastAsia="한컴 말랑말랑 Bold" w:hAnsi="한컴 말랑말랑 Bold"/>
+          <w:sz w:val="28"/>
+          <w:szCs w:val="28"/>
+        </w:rPr>
+      </w:pPr>
+      <w:r>
+        <w:rPr>
+          <w:rFonts w:ascii="한컴 말랑말랑 Bold" w:eastAsia="한컴 말랑말랑 Bold" w:hAnsi="한컴 말랑말랑 Bold"/>
+          <w:sz w:val="28"/>
+          <w:szCs w:val="28"/>
+        </w:rPr>
+        <w:t>git config --global user.email "이메일주소"</w:t>
+      </w:r>
+    </w:p>
+    <w:p>
+      <w:pPr>
+        <w:pStyle w:val="a6"/>
+        <w:ind w:left="880"/>
+        <w:rPr>
+          <w:rFonts w:ascii="한컴 말랑말랑 Bold" w:eastAsia="한컴 말랑말랑 Bold" w:hAnsi="한컴 말랑말랑 Bold"/>
+          <w:sz w:val="28"/>
+          <w:szCs w:val="28"/>
+        </w:rPr>
+      </w:pPr>
+    </w:p>
+    <w:p>
+      <w:pPr>
+        <w:pStyle w:val="a6"/>
+        <w:numPr>
+          <w:ilvl w:val="0"/>
+          <w:numId w:val="5"/>
+        </w:numPr>
+        <w:rPr>
+          <w:rFonts w:ascii="한컴 말랑말랑 Bold" w:eastAsia="한컴 말랑말랑 Bold" w:hAnsi="한컴 말랑말랑 Bold"/>
+          <w:sz w:val="28"/>
+          <w:szCs w:val="28"/>
+        </w:rPr>
+      </w:pPr>
+      <w:r>
+        <w:rPr>
+          <w:rFonts w:ascii="한컴 말랑말랑 Bold" w:eastAsia="한컴 말랑말랑 Bold" w:hAnsi="한컴 말랑말랑 Bold"/>
+          <w:sz w:val="28"/>
+          <w:szCs w:val="28"/>
+        </w:rPr>
+        <w:t># 저장소 초기화</w:t>
+      </w:r>
+    </w:p>
+    <w:p>
+      <w:pPr>
+        <w:pStyle w:val="a6"/>
+        <w:ind w:left="880"/>
+        <w:rPr>
+          <w:rFonts w:ascii="한컴 말랑말랑 Bold" w:eastAsia="한컴 말랑말랑 Bold" w:hAnsi="한컴 말랑말랑 Bold" w:hint="eastAsia"/>
+          <w:sz w:val="28"/>
+          <w:szCs w:val="28"/>
+        </w:rPr>
+      </w:pPr>
+      <w:r>
+        <w:rPr>
+          <w:rFonts w:ascii="한컴 말랑말랑 Bold" w:eastAsia="한컴 말랑말랑 Bold" w:hAnsi="한컴 말랑말랑 Bold"/>
+          <w:sz w:val="28"/>
+          <w:szCs w:val="28"/>
+        </w:rPr>
+        <w:t xml:space="preserve">git </w:t>
+      </w:r>
+      <w:proofErr w:type="spellStart"/>
+      <w:r>
+        <w:rPr>
+          <w:rFonts w:ascii="한컴 말랑말랑 Bold" w:eastAsia="한컴 말랑말랑 Bold" w:hAnsi="한컴 말랑말랑 Bold"/>
+          <w:sz w:val="28"/>
+          <w:szCs w:val="28"/>
+        </w:rPr>
+        <w:t>init</w:t>
+      </w:r>
+      <w:proofErr w:type="spellEnd"/>
       <w:r>
         <w:rPr>
           <w:rFonts w:ascii="한컴 말랑말랑 Bold" w:eastAsia="한컴 말랑말랑 Bold" w:hAnsi="한컴 말랑말랑 Bold" w:hint="eastAsia"/>
@@ -1618,42 +1621,17 @@
         </w:rPr>
         <w:t xml:space="preserve"> </w:t>
       </w:r>
-      <w:proofErr w:type="gramStart"/>
-      <w:r>
-        <w:rPr>
-          <w:rFonts w:ascii="한컴 말랑말랑 Bold" w:eastAsia="한컴 말랑말랑 Bold" w:hAnsi="한컴 말랑말랑 Bold" w:hint="eastAsia"/>
-          <w:sz w:val="28"/>
-          <w:szCs w:val="28"/>
-        </w:rPr>
-        <w:t>Plugins &gt;</w:t>
-      </w:r>
-      <w:proofErr w:type="gramEnd"/>
-      <w:r>
-        <w:rPr>
-          <w:rFonts w:ascii="한컴 말랑말랑 Bold" w:eastAsia="한컴 말랑말랑 Bold" w:hAnsi="한컴 말랑말랑 Bold" w:hint="eastAsia"/>
-          <w:sz w:val="28"/>
-          <w:szCs w:val="28"/>
-        </w:rPr>
-        <w:t xml:space="preserve"> Available </w:t>
-      </w:r>
-      <w:proofErr w:type="gramStart"/>
-      <w:r>
-        <w:rPr>
-          <w:rFonts w:ascii="한컴 말랑말랑 Bold" w:eastAsia="한컴 말랑말랑 Bold" w:hAnsi="한컴 말랑말랑 Bold" w:hint="eastAsia"/>
-          <w:sz w:val="28"/>
-          <w:szCs w:val="28"/>
-        </w:rPr>
-        <w:t>plugins &gt;</w:t>
-      </w:r>
-      <w:proofErr w:type="gramEnd"/>
-      <w:r>
-        <w:rPr>
-          <w:rFonts w:ascii="한컴 말랑말랑 Bold" w:eastAsia="한컴 말랑말랑 Bold" w:hAnsi="한컴 말랑말랑 Bold" w:hint="eastAsia"/>
-          <w:sz w:val="28"/>
-          <w:szCs w:val="28"/>
-        </w:rPr>
-        <w:t xml:space="preserve"> nodejs, HTML Publisher 설치</w:t>
-      </w:r>
+    </w:p>
+    <w:p>
+      <w:pPr>
+        <w:pStyle w:val="a6"/>
+        <w:ind w:left="880"/>
+        <w:rPr>
+          <w:rFonts w:ascii="한컴 말랑말랑 Bold" w:eastAsia="한컴 말랑말랑 Bold" w:hAnsi="한컴 말랑말랑 Bold"/>
+          <w:sz w:val="28"/>
+          <w:szCs w:val="28"/>
+        </w:rPr>
+      </w:pPr>
     </w:p>
     <w:p>
       <w:pPr>
@@ -1670,66 +1648,42 @@
       </w:pPr>
       <w:r>
         <w:rPr>
-          <w:rFonts w:ascii="한컴 말랑말랑 Bold" w:eastAsia="한컴 말랑말랑 Bold" w:hAnsi="한컴 말랑말랑 Bold" w:hint="eastAsia"/>
-          <w:sz w:val="28"/>
-          <w:szCs w:val="28"/>
-        </w:rPr>
-        <w:t xml:space="preserve">Jenkins </w:t>
-      </w:r>
-      <w:proofErr w:type="gramStart"/>
-      <w:r>
-        <w:rPr>
-          <w:rFonts w:ascii="한컴 말랑말랑 Bold" w:eastAsia="한컴 말랑말랑 Bold" w:hAnsi="한컴 말랑말랑 Bold" w:hint="eastAsia"/>
-          <w:sz w:val="28"/>
-          <w:szCs w:val="28"/>
-        </w:rPr>
-        <w:t>관리 &gt;</w:t>
-      </w:r>
-      <w:proofErr w:type="gramEnd"/>
-      <w:r>
-        <w:rPr>
-          <w:rFonts w:ascii="한컴 말랑말랑 Bold" w:eastAsia="한컴 말랑말랑 Bold" w:hAnsi="한컴 말랑말랑 Bold" w:hint="eastAsia"/>
-          <w:sz w:val="28"/>
-          <w:szCs w:val="28"/>
-        </w:rPr>
-        <w:t xml:space="preserve"> </w:t>
-      </w:r>
-      <w:proofErr w:type="gramStart"/>
-      <w:r>
-        <w:rPr>
-          <w:rFonts w:ascii="한컴 말랑말랑 Bold" w:eastAsia="한컴 말랑말랑 Bold" w:hAnsi="한컴 말랑말랑 Bold" w:hint="eastAsia"/>
-          <w:sz w:val="28"/>
-          <w:szCs w:val="28"/>
-        </w:rPr>
-        <w:t>Tools &gt;</w:t>
-      </w:r>
-      <w:proofErr w:type="gramEnd"/>
-      <w:r>
-        <w:rPr>
-          <w:rFonts w:ascii="한컴 말랑말랑 Bold" w:eastAsia="한컴 말랑말랑 Bold" w:hAnsi="한컴 말랑말랑 Bold" w:hint="eastAsia"/>
-          <w:sz w:val="28"/>
-          <w:szCs w:val="28"/>
-        </w:rPr>
-        <w:t xml:space="preserve"> Add </w:t>
-      </w:r>
-      <w:proofErr w:type="gramStart"/>
-      <w:r>
-        <w:rPr>
-          <w:rFonts w:ascii="한컴 말랑말랑 Bold" w:eastAsia="한컴 말랑말랑 Bold" w:hAnsi="한컴 말랑말랑 Bold" w:hint="eastAsia"/>
-          <w:sz w:val="28"/>
-          <w:szCs w:val="28"/>
-        </w:rPr>
-        <w:t>NodeJS &gt;</w:t>
-      </w:r>
-      <w:proofErr w:type="gramEnd"/>
-      <w:r>
-        <w:rPr>
-          <w:rFonts w:ascii="한컴 말랑말랑 Bold" w:eastAsia="한컴 말랑말랑 Bold" w:hAnsi="한컴 말랑말랑 Bold" w:hint="eastAsia"/>
-          <w:sz w:val="28"/>
-          <w:szCs w:val="28"/>
-        </w:rPr>
-        <w:t xml:space="preserve"> 이름을 nodejs로 설정</w:t>
-      </w:r>
+          <w:rFonts w:ascii="한컴 말랑말랑 Bold" w:eastAsia="한컴 말랑말랑 Bold" w:hAnsi="한컴 말랑말랑 Bold"/>
+          <w:sz w:val="28"/>
+          <w:szCs w:val="28"/>
+        </w:rPr>
+        <w:t># 파일 추적 시작 (폴더 내 모든 파일)</w:t>
+      </w:r>
+    </w:p>
+    <w:p>
+      <w:pPr>
+        <w:pStyle w:val="a6"/>
+        <w:ind w:left="880"/>
+        <w:rPr>
+          <w:rFonts w:ascii="한컴 말랑말랑 Bold" w:eastAsia="한컴 말랑말랑 Bold" w:hAnsi="한컴 말랑말랑 Bold"/>
+          <w:sz w:val="28"/>
+          <w:szCs w:val="28"/>
+        </w:rPr>
+      </w:pPr>
+      <w:r>
+        <w:rPr>
+          <w:rFonts w:ascii="한컴 말랑말랑 Bold" w:eastAsia="한컴 말랑말랑 Bold" w:hAnsi="한컴 말랑말랑 Bold"/>
+          <w:sz w:val="28"/>
+          <w:szCs w:val="28"/>
+        </w:rPr>
+        <w:t>git add .</w:t>
+      </w:r>
+    </w:p>
+    <w:p>
+      <w:pPr>
+        <w:pStyle w:val="a6"/>
+        <w:ind w:left="880"/>
+        <w:rPr>
+          <w:rFonts w:ascii="한컴 말랑말랑 Bold" w:eastAsia="한컴 말랑말랑 Bold" w:hAnsi="한컴 말랑말랑 Bold"/>
+          <w:sz w:val="28"/>
+          <w:szCs w:val="28"/>
+        </w:rPr>
+      </w:pPr>
     </w:p>
     <w:p>
       <w:pPr>
@@ -1746,71 +1700,11 @@
       </w:pPr>
       <w:r>
         <w:rPr>
-          <w:rFonts w:ascii="한컴 말랑말랑 Bold" w:eastAsia="한컴 말랑말랑 Bold" w:hAnsi="한컴 말랑말랑 Bold" w:hint="eastAsia"/>
-          <w:sz w:val="28"/>
-          <w:szCs w:val="28"/>
-        </w:rPr>
-        <w:t xml:space="preserve">Jenkins </w:t>
-      </w:r>
-      <w:proofErr w:type="gramStart"/>
-      <w:r>
-        <w:rPr>
-          <w:rFonts w:ascii="한컴 말랑말랑 Bold" w:eastAsia="한컴 말랑말랑 Bold" w:hAnsi="한컴 말랑말랑 Bold" w:hint="eastAsia"/>
-          <w:sz w:val="28"/>
-          <w:szCs w:val="28"/>
-        </w:rPr>
-        <w:t>관리 &gt;</w:t>
-      </w:r>
-      <w:proofErr w:type="gramEnd"/>
-      <w:r>
-        <w:rPr>
-          <w:rFonts w:ascii="한컴 말랑말랑 Bold" w:eastAsia="한컴 말랑말랑 Bold" w:hAnsi="한컴 말랑말랑 Bold" w:hint="eastAsia"/>
-          <w:sz w:val="28"/>
-          <w:szCs w:val="28"/>
-        </w:rPr>
-        <w:t xml:space="preserve"> </w:t>
-      </w:r>
-      <w:proofErr w:type="gramStart"/>
-      <w:r>
-        <w:rPr>
-          <w:rFonts w:ascii="한컴 말랑말랑 Bold" w:eastAsia="한컴 말랑말랑 Bold" w:hAnsi="한컴 말랑말랑 Bold" w:hint="eastAsia"/>
-          <w:sz w:val="28"/>
-          <w:szCs w:val="28"/>
-        </w:rPr>
-        <w:t xml:space="preserve">Tools </w:t>
-      </w:r>
-      <w:r>
-        <w:rPr>
-          <w:rFonts w:ascii="한컴 말랑말랑 Bold" w:eastAsia="한컴 말랑말랑 Bold" w:hAnsi="한컴 말랑말랑 Bold" w:hint="eastAsia"/>
-          <w:sz w:val="28"/>
-          <w:szCs w:val="28"/>
-        </w:rPr>
-        <w:t>&gt;</w:t>
-      </w:r>
-      <w:proofErr w:type="gramEnd"/>
-      <w:r>
-        <w:rPr>
-          <w:rFonts w:ascii="한컴 말랑말랑 Bold" w:eastAsia="한컴 말랑말랑 Bold" w:hAnsi="한컴 말랑말랑 Bold" w:hint="eastAsia"/>
-          <w:sz w:val="28"/>
-          <w:szCs w:val="28"/>
-        </w:rPr>
-        <w:t xml:space="preserve"> Git 쪽에는 Git.exe가 있는 설치 경로를 입력 (ex. </w:t>
-      </w:r>
-      <w:r>
-        <w:rPr>
-          <w:rFonts w:ascii="한컴 말랑말랑 Bold" w:eastAsia="한컴 말랑말랑 Bold" w:hAnsi="한컴 말랑말랑 Bold"/>
-          <w:sz w:val="28"/>
-          <w:szCs w:val="28"/>
-        </w:rPr>
-        <w:t>C</w:t>
-      </w:r>
-      <w:r>
-        <w:rPr>
-          <w:rFonts w:ascii="한컴 말랑말랑 Bold" w:eastAsia="한컴 말랑말랑 Bold" w:hAnsi="한컴 말랑말랑 Bold" w:hint="eastAsia"/>
-          <w:sz w:val="28"/>
-          <w:szCs w:val="28"/>
-        </w:rPr>
-        <w:t>:\program files\git\bin\git.exe)</w:t>
+          <w:rFonts w:ascii="한컴 말랑말랑 Bold" w:eastAsia="한컴 말랑말랑 Bold" w:hAnsi="한컴 말랑말랑 Bold"/>
+          <w:sz w:val="28"/>
+          <w:szCs w:val="28"/>
+        </w:rPr>
+        <w:t># 커밋(업로드 준비)</w:t>
       </w:r>
     </w:p>
     <w:p>
@@ -1823,6 +1717,25 @@
           <w:szCs w:val="28"/>
         </w:rPr>
       </w:pPr>
+      <w:r>
+        <w:rPr>
+          <w:rFonts w:ascii="한컴 말랑말랑 Bold" w:eastAsia="한컴 말랑말랑 Bold" w:hAnsi="한컴 말랑말랑 Bold"/>
+          <w:sz w:val="28"/>
+          <w:szCs w:val="28"/>
+        </w:rPr>
+        <w:t>git commit -m "첫 업로드 메시지"</w:t>
+      </w:r>
+    </w:p>
+    <w:p>
+      <w:pPr>
+        <w:pStyle w:val="a6"/>
+        <w:ind w:left="880"/>
+        <w:rPr>
+          <w:rFonts w:ascii="한컴 말랑말랑 Bold" w:eastAsia="한컴 말랑말랑 Bold" w:hAnsi="한컴 말랑말랑 Bold"/>
+          <w:sz w:val="28"/>
+          <w:szCs w:val="28"/>
+        </w:rPr>
+      </w:pPr>
     </w:p>
     <w:p>
       <w:pPr>
@@ -1839,12 +1752,42 @@
       </w:pPr>
       <w:r>
         <w:rPr>
-          <w:rFonts w:ascii="한컴 말랑말랑 Bold" w:eastAsia="한컴 말랑말랑 Bold" w:hAnsi="한컴 말랑말랑 Bold" w:hint="eastAsia"/>
-          <w:sz w:val="28"/>
-          <w:szCs w:val="28"/>
-        </w:rPr>
-        <w:t>[Git 설치 및 Github에 파일 업로드 단계]</w:t>
-      </w:r>
+          <w:rFonts w:ascii="한컴 말랑말랑 Bold" w:eastAsia="한컴 말랑말랑 Bold" w:hAnsi="한컴 말랑말랑 Bold"/>
+          <w:sz w:val="28"/>
+          <w:szCs w:val="28"/>
+        </w:rPr>
+        <w:t># 원격 저장소 연결 (아까 복사한 주소 사용)</w:t>
+      </w:r>
+    </w:p>
+    <w:p>
+      <w:pPr>
+        <w:pStyle w:val="a6"/>
+        <w:ind w:left="880"/>
+        <w:rPr>
+          <w:rFonts w:ascii="한컴 말랑말랑 Bold" w:eastAsia="한컴 말랑말랑 Bold" w:hAnsi="한컴 말랑말랑 Bold"/>
+          <w:sz w:val="28"/>
+          <w:szCs w:val="28"/>
+        </w:rPr>
+      </w:pPr>
+      <w:r>
+        <w:rPr>
+          <w:rFonts w:ascii="한컴 말랑말랑 Bold" w:eastAsia="한컴 말랑말랑 Bold" w:hAnsi="한컴 말랑말랑 Bold"/>
+          <w:sz w:val="28"/>
+          <w:szCs w:val="28"/>
+        </w:rPr>
+        <w:t>git remote add origin https://github.com/사용자명/저장소명.git</w:t>
+      </w:r>
+    </w:p>
+    <w:p>
+      <w:pPr>
+        <w:pStyle w:val="a6"/>
+        <w:ind w:left="880"/>
+        <w:rPr>
+          <w:rFonts w:ascii="한컴 말랑말랑 Bold" w:eastAsia="한컴 말랑말랑 Bold" w:hAnsi="한컴 말랑말랑 Bold"/>
+          <w:sz w:val="28"/>
+          <w:szCs w:val="28"/>
+        </w:rPr>
+      </w:pPr>
     </w:p>
     <w:p>
       <w:pPr>
@@ -1861,11 +1804,101 @@
       </w:pPr>
       <w:r>
         <w:rPr>
-          <w:rFonts w:ascii="한컴 말랑말랑 Bold" w:eastAsia="한컴 말랑말랑 Bold" w:hAnsi="한컴 말랑말랑 Bold" w:hint="eastAsia"/>
-          <w:sz w:val="28"/>
-          <w:szCs w:val="28"/>
-        </w:rPr>
-        <w:t xml:space="preserve">Git 다운로드 후 설치 진행 </w:t>
+          <w:rFonts w:ascii="한컴 말랑말랑 Bold" w:eastAsia="한컴 말랑말랑 Bold" w:hAnsi="한컴 말랑말랑 Bold"/>
+          <w:sz w:val="28"/>
+          <w:szCs w:val="28"/>
+        </w:rPr>
+        <w:t># 파일 실제 업로드(push)</w:t>
+      </w:r>
+    </w:p>
+    <w:p>
+      <w:pPr>
+        <w:pStyle w:val="a6"/>
+        <w:ind w:left="880"/>
+        <w:rPr>
+          <w:rFonts w:ascii="한컴 말랑말랑 Bold" w:eastAsia="한컴 말랑말랑 Bold" w:hAnsi="한컴 말랑말랑 Bold"/>
+          <w:sz w:val="28"/>
+          <w:szCs w:val="28"/>
+        </w:rPr>
+      </w:pPr>
+      <w:r>
+        <w:rPr>
+          <w:rFonts w:ascii="한컴 말랑말랑 Bold" w:eastAsia="한컴 말랑말랑 Bold" w:hAnsi="한컴 말랑말랑 Bold"/>
+          <w:sz w:val="28"/>
+          <w:szCs w:val="28"/>
+        </w:rPr>
+        <w:t>git push -u origin main</w:t>
+      </w:r>
+    </w:p>
+    <w:p>
+      <w:pPr>
+        <w:pStyle w:val="a6"/>
+        <w:numPr>
+          <w:ilvl w:val="0"/>
+          <w:numId w:val="6"/>
+        </w:numPr>
+        <w:rPr>
+          <w:rFonts w:ascii="한컴 말랑말랑 Bold" w:eastAsia="한컴 말랑말랑 Bold" w:hAnsi="한컴 말랑말랑 Bold"/>
+          <w:sz w:val="28"/>
+          <w:szCs w:val="28"/>
+        </w:rPr>
+      </w:pPr>
+      <w:r>
+        <w:rPr>
+          <w:rFonts w:ascii="한컴 말랑말랑 Bold" w:eastAsia="한컴 말랑말랑 Bold" w:hAnsi="한컴 말랑말랑 Bold" w:hint="eastAsia"/>
+          <w:sz w:val="28"/>
+          <w:szCs w:val="28"/>
+        </w:rPr>
+        <w:t xml:space="preserve">이 과정에서 에러 발생 시 아래 명령어 입력 </w:t>
+      </w:r>
+    </w:p>
+    <w:p>
+      <w:pPr>
+        <w:pStyle w:val="a6"/>
+        <w:ind w:left="880"/>
+        <w:rPr>
+          <w:rFonts w:ascii="한컴 말랑말랑 Bold" w:eastAsia="한컴 말랑말랑 Bold" w:hAnsi="한컴 말랑말랑 Bold"/>
+          <w:sz w:val="28"/>
+          <w:szCs w:val="28"/>
+        </w:rPr>
+      </w:pPr>
+      <w:r>
+        <w:rPr>
+          <w:rFonts w:ascii="한컴 말랑말랑 Bold" w:eastAsia="한컴 말랑말랑 Bold" w:hAnsi="한컴 말랑말랑 Bold" w:hint="eastAsia"/>
+          <w:sz w:val="28"/>
+          <w:szCs w:val="28"/>
+        </w:rPr>
+        <w:t>git config --global core.autocrlf true</w:t>
+      </w:r>
+    </w:p>
+    <w:p>
+      <w:pPr>
+        <w:pStyle w:val="a6"/>
+        <w:ind w:left="880"/>
+        <w:rPr>
+          <w:rFonts w:ascii="한컴 말랑말랑 Bold" w:eastAsia="한컴 말랑말랑 Bold" w:hAnsi="한컴 말랑말랑 Bold"/>
+          <w:sz w:val="28"/>
+          <w:szCs w:val="28"/>
+        </w:rPr>
+      </w:pPr>
+    </w:p>
+    <w:p>
+      <w:pPr>
+        <w:pStyle w:val="a6"/>
+        <w:ind w:left="880"/>
+        <w:rPr>
+          <w:rFonts w:ascii="한컴 말랑말랑 Bold" w:eastAsia="한컴 말랑말랑 Bold" w:hAnsi="한컴 말랑말랑 Bold"/>
+          <w:sz w:val="28"/>
+          <w:szCs w:val="28"/>
+        </w:rPr>
+      </w:pPr>
+      <w:r>
+        <w:rPr>
+          <w:rFonts w:ascii="한컴 말랑말랑 Bold" w:eastAsia="한컴 말랑말랑 Bold" w:hAnsi="한컴 말랑말랑 Bold" w:hint="eastAsia"/>
+          <w:sz w:val="28"/>
+          <w:szCs w:val="28"/>
+        </w:rPr>
+        <w:t>[Jenkis 에서 빌드]</w:t>
       </w:r>
     </w:p>
     <w:p>
@@ -1887,57 +1920,7 @@
           <w:sz w:val="28"/>
           <w:szCs w:val="28"/>
         </w:rPr>
-        <w:t xml:space="preserve">Github에 가입하고 로그인까지 </w:t>
-      </w:r>
-      <w:proofErr w:type="gramStart"/>
-      <w:r>
-        <w:rPr>
-          <w:rFonts w:ascii="한컴 말랑말랑 Bold" w:eastAsia="한컴 말랑말랑 Bold" w:hAnsi="한컴 말랑말랑 Bold" w:hint="eastAsia"/>
-          <w:sz w:val="28"/>
-          <w:szCs w:val="28"/>
-        </w:rPr>
-        <w:t>진행 &gt;</w:t>
-      </w:r>
-      <w:proofErr w:type="gramEnd"/>
-      <w:r>
-        <w:rPr>
-          <w:rFonts w:ascii="한컴 말랑말랑 Bold" w:eastAsia="한컴 말랑말랑 Bold" w:hAnsi="한컴 말랑말랑 Bold" w:hint="eastAsia"/>
-          <w:sz w:val="28"/>
-          <w:szCs w:val="28"/>
-        </w:rPr>
-        <w:t xml:space="preserve"> 새 저장소 생성. </w:t>
-      </w:r>
-      <w:r>
-        <w:rPr>
-          <w:rFonts w:ascii="한컴 말랑말랑 Bold" w:eastAsia="한컴 말랑말랑 Bold" w:hAnsi="한컴 말랑말랑 Bold"/>
-          <w:sz w:val="28"/>
-          <w:szCs w:val="28"/>
-        </w:rPr>
-        <w:t>‘</w:t>
-      </w:r>
-      <w:r>
-        <w:rPr>
-          <w:rFonts w:ascii="한컴 말랑말랑 Bold" w:eastAsia="한컴 말랑말랑 Bold" w:hAnsi="한컴 말랑말랑 Bold" w:hint="eastAsia"/>
-          <w:sz w:val="28"/>
-          <w:szCs w:val="28"/>
-        </w:rPr>
-        <w:t>New Repository</w:t>
-      </w:r>
-      <w:r>
-        <w:rPr>
-          <w:rFonts w:ascii="한컴 말랑말랑 Bold" w:eastAsia="한컴 말랑말랑 Bold" w:hAnsi="한컴 말랑말랑 Bold"/>
-          <w:sz w:val="28"/>
-          <w:szCs w:val="28"/>
-        </w:rPr>
-        <w:t>’</w:t>
-      </w:r>
-      <w:r>
-        <w:rPr>
-          <w:rFonts w:ascii="한컴 말랑말랑 Bold" w:eastAsia="한컴 말랑말랑 Bold" w:hAnsi="한컴 말랑말랑 Bold" w:hint="eastAsia"/>
-          <w:sz w:val="28"/>
-          <w:szCs w:val="28"/>
-        </w:rPr>
-        <w:t xml:space="preserve"> 버튼 클릭 후 이름만 입력해도 가능. </w:t>
+        <w:t xml:space="preserve">Jenkins &gt; New Item -&gt; Pipeline 선택 -&gt; Pipeline Script from SCM 선택 </w:t>
       </w:r>
     </w:p>
     <w:p>
@@ -1959,588 +1942,7 @@
           <w:sz w:val="28"/>
           <w:szCs w:val="28"/>
         </w:rPr>
-        <w:t xml:space="preserve">저장소 생성 완료 후 헤딩 저장소의 주소를 복사. </w:t>
-      </w:r>
-    </w:p>
-    <w:p>
-      <w:pPr>
-        <w:pStyle w:val="a6"/>
-        <w:numPr>
-          <w:ilvl w:val="0"/>
-          <w:numId w:val="5"/>
-        </w:numPr>
-        <w:rPr>
-          <w:rFonts w:ascii="한컴 말랑말랑 Bold" w:eastAsia="한컴 말랑말랑 Bold" w:hAnsi="한컴 말랑말랑 Bold"/>
-          <w:sz w:val="28"/>
-          <w:szCs w:val="28"/>
-        </w:rPr>
-      </w:pPr>
-      <w:r>
-        <w:rPr>
-          <w:rFonts w:ascii="한컴 말랑말랑 Bold" w:eastAsia="한컴 말랑말랑 Bold" w:hAnsi="한컴 말랑말랑 Bold" w:hint="eastAsia"/>
-          <w:sz w:val="28"/>
-          <w:szCs w:val="28"/>
-        </w:rPr>
-        <w:lastRenderedPageBreak/>
-        <w:t xml:space="preserve">실습용 파일이 저장되어 있는 폴더에서 마우스 </w:t>
-      </w:r>
-      <w:proofErr w:type="gramStart"/>
-      <w:r>
-        <w:rPr>
-          <w:rFonts w:ascii="한컴 말랑말랑 Bold" w:eastAsia="한컴 말랑말랑 Bold" w:hAnsi="한컴 말랑말랑 Bold" w:hint="eastAsia"/>
-          <w:sz w:val="28"/>
-          <w:szCs w:val="28"/>
-        </w:rPr>
-        <w:t>우클릭 &gt;</w:t>
-      </w:r>
-      <w:proofErr w:type="gramEnd"/>
-      <w:r>
-        <w:rPr>
-          <w:rFonts w:ascii="한컴 말랑말랑 Bold" w:eastAsia="한컴 말랑말랑 Bold" w:hAnsi="한컴 말랑말랑 Bold" w:hint="eastAsia"/>
-          <w:sz w:val="28"/>
-          <w:szCs w:val="28"/>
-        </w:rPr>
-        <w:t xml:space="preserve"> Git bash here 클릭 </w:t>
-      </w:r>
-    </w:p>
-    <w:p>
-      <w:pPr>
-        <w:pStyle w:val="a6"/>
-        <w:ind w:left="880"/>
-        <w:rPr>
-          <w:rFonts w:ascii="한컴 말랑말랑 Bold" w:eastAsia="한컴 말랑말랑 Bold" w:hAnsi="한컴 말랑말랑 Bold"/>
-          <w:sz w:val="28"/>
-          <w:szCs w:val="28"/>
-        </w:rPr>
-      </w:pPr>
-    </w:p>
-    <w:p>
-      <w:pPr>
-        <w:pStyle w:val="a6"/>
-        <w:numPr>
-          <w:ilvl w:val="0"/>
-          <w:numId w:val="5"/>
-        </w:numPr>
-        <w:rPr>
-          <w:rFonts w:ascii="한컴 말랑말랑 Bold" w:eastAsia="한컴 말랑말랑 Bold" w:hAnsi="한컴 말랑말랑 Bold"/>
-          <w:sz w:val="28"/>
-          <w:szCs w:val="28"/>
-        </w:rPr>
-      </w:pPr>
-      <w:r>
-        <w:rPr>
-          <w:rFonts w:ascii="한컴 말랑말랑 Bold" w:eastAsia="한컴 말랑말랑 Bold" w:hAnsi="한컴 말랑말랑 Bold"/>
-          <w:sz w:val="28"/>
-          <w:szCs w:val="28"/>
-        </w:rPr>
-        <w:t># 최초 1회만 (Git 사용자를 등록)</w:t>
-      </w:r>
-    </w:p>
-    <w:p>
-      <w:pPr>
-        <w:pStyle w:val="a6"/>
-        <w:ind w:left="880"/>
-        <w:rPr>
-          <w:rFonts w:ascii="한컴 말랑말랑 Bold" w:eastAsia="한컴 말랑말랑 Bold" w:hAnsi="한컴 말랑말랑 Bold"/>
-          <w:sz w:val="28"/>
-          <w:szCs w:val="28"/>
-        </w:rPr>
-      </w:pPr>
-      <w:r>
-        <w:rPr>
-          <w:rFonts w:ascii="한컴 말랑말랑 Bold" w:eastAsia="한컴 말랑말랑 Bold" w:hAnsi="한컴 말랑말랑 Bold"/>
-          <w:sz w:val="28"/>
-          <w:szCs w:val="28"/>
-        </w:rPr>
-        <w:t>git config --global user.name "Github사용자명"</w:t>
-      </w:r>
-    </w:p>
-    <w:p>
-      <w:pPr>
-        <w:pStyle w:val="a6"/>
-        <w:ind w:left="880"/>
-        <w:rPr>
-          <w:rFonts w:ascii="한컴 말랑말랑 Bold" w:eastAsia="한컴 말랑말랑 Bold" w:hAnsi="한컴 말랑말랑 Bold"/>
-          <w:sz w:val="28"/>
-          <w:szCs w:val="28"/>
-        </w:rPr>
-      </w:pPr>
-      <w:r>
-        <w:rPr>
-          <w:rFonts w:ascii="한컴 말랑말랑 Bold" w:eastAsia="한컴 말랑말랑 Bold" w:hAnsi="한컴 말랑말랑 Bold"/>
-          <w:sz w:val="28"/>
-          <w:szCs w:val="28"/>
-        </w:rPr>
-        <w:t xml:space="preserve">git config --global </w:t>
-      </w:r>
-      <w:proofErr w:type="gramStart"/>
-      <w:r>
-        <w:rPr>
-          <w:rFonts w:ascii="한컴 말랑말랑 Bold" w:eastAsia="한컴 말랑말랑 Bold" w:hAnsi="한컴 말랑말랑 Bold"/>
-          <w:sz w:val="28"/>
-          <w:szCs w:val="28"/>
-        </w:rPr>
-        <w:t>user.email</w:t>
-      </w:r>
-      <w:proofErr w:type="gramEnd"/>
-      <w:r>
-        <w:rPr>
-          <w:rFonts w:ascii="한컴 말랑말랑 Bold" w:eastAsia="한컴 말랑말랑 Bold" w:hAnsi="한컴 말랑말랑 Bold"/>
-          <w:sz w:val="28"/>
-          <w:szCs w:val="28"/>
-        </w:rPr>
-        <w:t xml:space="preserve"> "이메일주소"</w:t>
-      </w:r>
-    </w:p>
-    <w:p>
-      <w:pPr>
-        <w:pStyle w:val="a6"/>
-        <w:ind w:left="880"/>
-        <w:rPr>
-          <w:rFonts w:ascii="한컴 말랑말랑 Bold" w:eastAsia="한컴 말랑말랑 Bold" w:hAnsi="한컴 말랑말랑 Bold"/>
-          <w:sz w:val="28"/>
-          <w:szCs w:val="28"/>
-        </w:rPr>
-      </w:pPr>
-    </w:p>
-    <w:p>
-      <w:pPr>
-        <w:pStyle w:val="a6"/>
-        <w:numPr>
-          <w:ilvl w:val="0"/>
-          <w:numId w:val="5"/>
-        </w:numPr>
-        <w:rPr>
-          <w:rFonts w:ascii="한컴 말랑말랑 Bold" w:eastAsia="한컴 말랑말랑 Bold" w:hAnsi="한컴 말랑말랑 Bold"/>
-          <w:sz w:val="28"/>
-          <w:szCs w:val="28"/>
-        </w:rPr>
-      </w:pPr>
-      <w:r>
-        <w:rPr>
-          <w:rFonts w:ascii="한컴 말랑말랑 Bold" w:eastAsia="한컴 말랑말랑 Bold" w:hAnsi="한컴 말랑말랑 Bold"/>
-          <w:sz w:val="28"/>
-          <w:szCs w:val="28"/>
-        </w:rPr>
-        <w:t># 저장소 초기화</w:t>
-      </w:r>
-    </w:p>
-    <w:p>
-      <w:pPr>
-        <w:pStyle w:val="a6"/>
-        <w:ind w:left="880"/>
-        <w:rPr>
-          <w:rFonts w:ascii="한컴 말랑말랑 Bold" w:eastAsia="한컴 말랑말랑 Bold" w:hAnsi="한컴 말랑말랑 Bold"/>
-          <w:sz w:val="28"/>
-          <w:szCs w:val="28"/>
-        </w:rPr>
-      </w:pPr>
-      <w:r>
-        <w:rPr>
-          <w:rFonts w:ascii="한컴 말랑말랑 Bold" w:eastAsia="한컴 말랑말랑 Bold" w:hAnsi="한컴 말랑말랑 Bold"/>
-          <w:sz w:val="28"/>
-          <w:szCs w:val="28"/>
-        </w:rPr>
-        <w:t>git init</w:t>
-      </w:r>
-    </w:p>
-    <w:p>
-      <w:pPr>
-        <w:pStyle w:val="a6"/>
-        <w:ind w:left="880"/>
-        <w:rPr>
-          <w:rFonts w:ascii="한컴 말랑말랑 Bold" w:eastAsia="한컴 말랑말랑 Bold" w:hAnsi="한컴 말랑말랑 Bold"/>
-          <w:sz w:val="28"/>
-          <w:szCs w:val="28"/>
-        </w:rPr>
-      </w:pPr>
-    </w:p>
-    <w:p>
-      <w:pPr>
-        <w:pStyle w:val="a6"/>
-        <w:numPr>
-          <w:ilvl w:val="0"/>
-          <w:numId w:val="5"/>
-        </w:numPr>
-        <w:rPr>
-          <w:rFonts w:ascii="한컴 말랑말랑 Bold" w:eastAsia="한컴 말랑말랑 Bold" w:hAnsi="한컴 말랑말랑 Bold"/>
-          <w:sz w:val="28"/>
-          <w:szCs w:val="28"/>
-        </w:rPr>
-      </w:pPr>
-      <w:r>
-        <w:rPr>
-          <w:rFonts w:ascii="한컴 말랑말랑 Bold" w:eastAsia="한컴 말랑말랑 Bold" w:hAnsi="한컴 말랑말랑 Bold"/>
-          <w:sz w:val="28"/>
-          <w:szCs w:val="28"/>
-        </w:rPr>
-        <w:t># 파일 추적 시작 (폴더 내 모든 파일)</w:t>
-      </w:r>
-    </w:p>
-    <w:p>
-      <w:pPr>
-        <w:pStyle w:val="a6"/>
-        <w:ind w:left="880"/>
-        <w:rPr>
-          <w:rFonts w:ascii="한컴 말랑말랑 Bold" w:eastAsia="한컴 말랑말랑 Bold" w:hAnsi="한컴 말랑말랑 Bold"/>
-          <w:sz w:val="28"/>
-          <w:szCs w:val="28"/>
-        </w:rPr>
-      </w:pPr>
-      <w:r>
-        <w:rPr>
-          <w:rFonts w:ascii="한컴 말랑말랑 Bold" w:eastAsia="한컴 말랑말랑 Bold" w:hAnsi="한컴 말랑말랑 Bold"/>
-          <w:sz w:val="28"/>
-          <w:szCs w:val="28"/>
-        </w:rPr>
-        <w:t xml:space="preserve">git </w:t>
-      </w:r>
-      <w:proofErr w:type="gramStart"/>
-      <w:r>
-        <w:rPr>
-          <w:rFonts w:ascii="한컴 말랑말랑 Bold" w:eastAsia="한컴 말랑말랑 Bold" w:hAnsi="한컴 말랑말랑 Bold"/>
-          <w:sz w:val="28"/>
-          <w:szCs w:val="28"/>
-        </w:rPr>
-        <w:t>add .</w:t>
-      </w:r>
-      <w:proofErr w:type="gramEnd"/>
-    </w:p>
-    <w:p>
-      <w:pPr>
-        <w:pStyle w:val="a6"/>
-        <w:ind w:left="880"/>
-        <w:rPr>
-          <w:rFonts w:ascii="한컴 말랑말랑 Bold" w:eastAsia="한컴 말랑말랑 Bold" w:hAnsi="한컴 말랑말랑 Bold"/>
-          <w:sz w:val="28"/>
-          <w:szCs w:val="28"/>
-        </w:rPr>
-      </w:pPr>
-    </w:p>
-    <w:p>
-      <w:pPr>
-        <w:pStyle w:val="a6"/>
-        <w:numPr>
-          <w:ilvl w:val="0"/>
-          <w:numId w:val="5"/>
-        </w:numPr>
-        <w:rPr>
-          <w:rFonts w:ascii="한컴 말랑말랑 Bold" w:eastAsia="한컴 말랑말랑 Bold" w:hAnsi="한컴 말랑말랑 Bold"/>
-          <w:sz w:val="28"/>
-          <w:szCs w:val="28"/>
-        </w:rPr>
-      </w:pPr>
-      <w:r>
-        <w:rPr>
-          <w:rFonts w:ascii="한컴 말랑말랑 Bold" w:eastAsia="한컴 말랑말랑 Bold" w:hAnsi="한컴 말랑말랑 Bold"/>
-          <w:sz w:val="28"/>
-          <w:szCs w:val="28"/>
-        </w:rPr>
-        <w:t># 커밋(업로드 준비)</w:t>
-      </w:r>
-    </w:p>
-    <w:p>
-      <w:pPr>
-        <w:pStyle w:val="a6"/>
-        <w:ind w:left="880"/>
-        <w:rPr>
-          <w:rFonts w:ascii="한컴 말랑말랑 Bold" w:eastAsia="한컴 말랑말랑 Bold" w:hAnsi="한컴 말랑말랑 Bold"/>
-          <w:sz w:val="28"/>
-          <w:szCs w:val="28"/>
-        </w:rPr>
-      </w:pPr>
-      <w:r>
-        <w:rPr>
-          <w:rFonts w:ascii="한컴 말랑말랑 Bold" w:eastAsia="한컴 말랑말랑 Bold" w:hAnsi="한컴 말랑말랑 Bold"/>
-          <w:sz w:val="28"/>
-          <w:szCs w:val="28"/>
-        </w:rPr>
-        <w:t>git commit -m "첫 업로드 메시지"</w:t>
-      </w:r>
-    </w:p>
-    <w:p>
-      <w:pPr>
-        <w:pStyle w:val="a6"/>
-        <w:ind w:left="880"/>
-        <w:rPr>
-          <w:rFonts w:ascii="한컴 말랑말랑 Bold" w:eastAsia="한컴 말랑말랑 Bold" w:hAnsi="한컴 말랑말랑 Bold"/>
-          <w:sz w:val="28"/>
-          <w:szCs w:val="28"/>
-        </w:rPr>
-      </w:pPr>
-    </w:p>
-    <w:p>
-      <w:pPr>
-        <w:pStyle w:val="a6"/>
-        <w:numPr>
-          <w:ilvl w:val="0"/>
-          <w:numId w:val="5"/>
-        </w:numPr>
-        <w:rPr>
-          <w:rFonts w:ascii="한컴 말랑말랑 Bold" w:eastAsia="한컴 말랑말랑 Bold" w:hAnsi="한컴 말랑말랑 Bold"/>
-          <w:sz w:val="28"/>
-          <w:szCs w:val="28"/>
-        </w:rPr>
-      </w:pPr>
-      <w:r>
-        <w:rPr>
-          <w:rFonts w:ascii="한컴 말랑말랑 Bold" w:eastAsia="한컴 말랑말랑 Bold" w:hAnsi="한컴 말랑말랑 Bold"/>
-          <w:sz w:val="28"/>
-          <w:szCs w:val="28"/>
-        </w:rPr>
-        <w:t># 원격 저장소 연결 (아까 복사한 주소 사용)</w:t>
-      </w:r>
-    </w:p>
-    <w:p>
-      <w:pPr>
-        <w:pStyle w:val="a6"/>
-        <w:ind w:left="880"/>
-        <w:rPr>
-          <w:rFonts w:ascii="한컴 말랑말랑 Bold" w:eastAsia="한컴 말랑말랑 Bold" w:hAnsi="한컴 말랑말랑 Bold"/>
-          <w:sz w:val="28"/>
-          <w:szCs w:val="28"/>
-        </w:rPr>
-      </w:pPr>
-      <w:r>
-        <w:rPr>
-          <w:rFonts w:ascii="한컴 말랑말랑 Bold" w:eastAsia="한컴 말랑말랑 Bold" w:hAnsi="한컴 말랑말랑 Bold"/>
-          <w:sz w:val="28"/>
-          <w:szCs w:val="28"/>
-        </w:rPr>
-        <w:t>git remote add origin https://github.com/사용자명/</w:t>
-      </w:r>
-      <w:proofErr w:type="gramStart"/>
-      <w:r>
-        <w:rPr>
-          <w:rFonts w:ascii="한컴 말랑말랑 Bold" w:eastAsia="한컴 말랑말랑 Bold" w:hAnsi="한컴 말랑말랑 Bold"/>
-          <w:sz w:val="28"/>
-          <w:szCs w:val="28"/>
-        </w:rPr>
-        <w:t>저장소명.git</w:t>
-      </w:r>
-      <w:proofErr w:type="gramEnd"/>
-    </w:p>
-    <w:p>
-      <w:pPr>
-        <w:pStyle w:val="a6"/>
-        <w:ind w:left="880"/>
-        <w:rPr>
-          <w:rFonts w:ascii="한컴 말랑말랑 Bold" w:eastAsia="한컴 말랑말랑 Bold" w:hAnsi="한컴 말랑말랑 Bold"/>
-          <w:sz w:val="28"/>
-          <w:szCs w:val="28"/>
-        </w:rPr>
-      </w:pPr>
-    </w:p>
-    <w:p>
-      <w:pPr>
-        <w:pStyle w:val="a6"/>
-        <w:numPr>
-          <w:ilvl w:val="0"/>
-          <w:numId w:val="5"/>
-        </w:numPr>
-        <w:rPr>
-          <w:rFonts w:ascii="한컴 말랑말랑 Bold" w:eastAsia="한컴 말랑말랑 Bold" w:hAnsi="한컴 말랑말랑 Bold"/>
-          <w:sz w:val="28"/>
-          <w:szCs w:val="28"/>
-        </w:rPr>
-      </w:pPr>
-      <w:r>
-        <w:rPr>
-          <w:rFonts w:ascii="한컴 말랑말랑 Bold" w:eastAsia="한컴 말랑말랑 Bold" w:hAnsi="한컴 말랑말랑 Bold"/>
-          <w:sz w:val="28"/>
-          <w:szCs w:val="28"/>
-        </w:rPr>
-        <w:t># 파일 실제 업로드(push)</w:t>
-      </w:r>
-    </w:p>
-    <w:p>
-      <w:pPr>
-        <w:pStyle w:val="a6"/>
-        <w:ind w:left="880"/>
-        <w:rPr>
-          <w:rFonts w:ascii="한컴 말랑말랑 Bold" w:eastAsia="한컴 말랑말랑 Bold" w:hAnsi="한컴 말랑말랑 Bold"/>
-          <w:sz w:val="28"/>
-          <w:szCs w:val="28"/>
-        </w:rPr>
-      </w:pPr>
-      <w:r>
-        <w:rPr>
-          <w:rFonts w:ascii="한컴 말랑말랑 Bold" w:eastAsia="한컴 말랑말랑 Bold" w:hAnsi="한컴 말랑말랑 Bold"/>
-          <w:sz w:val="28"/>
-          <w:szCs w:val="28"/>
-        </w:rPr>
-        <w:t>git push -u origin main</w:t>
-      </w:r>
-    </w:p>
-    <w:p>
-      <w:pPr>
-        <w:pStyle w:val="a6"/>
-        <w:numPr>
-          <w:ilvl w:val="0"/>
-          <w:numId w:val="6"/>
-        </w:numPr>
-        <w:rPr>
-          <w:rFonts w:ascii="한컴 말랑말랑 Bold" w:eastAsia="한컴 말랑말랑 Bold" w:hAnsi="한컴 말랑말랑 Bold"/>
-          <w:sz w:val="28"/>
-          <w:szCs w:val="28"/>
-        </w:rPr>
-      </w:pPr>
-      <w:r>
-        <w:rPr>
-          <w:rFonts w:ascii="한컴 말랑말랑 Bold" w:eastAsia="한컴 말랑말랑 Bold" w:hAnsi="한컴 말랑말랑 Bold" w:hint="eastAsia"/>
-          <w:sz w:val="28"/>
-          <w:szCs w:val="28"/>
-        </w:rPr>
-        <w:t xml:space="preserve">이 과정에서 에러 발생 시 아래 명령어 입력 </w:t>
-      </w:r>
-    </w:p>
-    <w:p>
-      <w:pPr>
-        <w:pStyle w:val="a6"/>
-        <w:ind w:left="880"/>
-        <w:rPr>
-          <w:rFonts w:ascii="한컴 말랑말랑 Bold" w:eastAsia="한컴 말랑말랑 Bold" w:hAnsi="한컴 말랑말랑 Bold"/>
-          <w:sz w:val="28"/>
-          <w:szCs w:val="28"/>
-        </w:rPr>
-      </w:pPr>
-      <w:r>
-        <w:rPr>
-          <w:rFonts w:ascii="한컴 말랑말랑 Bold" w:eastAsia="한컴 말랑말랑 Bold" w:hAnsi="한컴 말랑말랑 Bold" w:hint="eastAsia"/>
-          <w:sz w:val="28"/>
-          <w:szCs w:val="28"/>
-        </w:rPr>
-        <w:t xml:space="preserve">git config --global </w:t>
-      </w:r>
-      <w:proofErr w:type="gramStart"/>
-      <w:r>
-        <w:rPr>
-          <w:rFonts w:ascii="한컴 말랑말랑 Bold" w:eastAsia="한컴 말랑말랑 Bold" w:hAnsi="한컴 말랑말랑 Bold" w:hint="eastAsia"/>
-          <w:sz w:val="28"/>
-          <w:szCs w:val="28"/>
-        </w:rPr>
-        <w:t>core.autocrlf</w:t>
-      </w:r>
-      <w:proofErr w:type="gramEnd"/>
-      <w:r>
-        <w:rPr>
-          <w:rFonts w:ascii="한컴 말랑말랑 Bold" w:eastAsia="한컴 말랑말랑 Bold" w:hAnsi="한컴 말랑말랑 Bold" w:hint="eastAsia"/>
-          <w:sz w:val="28"/>
-          <w:szCs w:val="28"/>
-        </w:rPr>
-        <w:t xml:space="preserve"> true</w:t>
-      </w:r>
-    </w:p>
-    <w:p>
-      <w:pPr>
-        <w:pStyle w:val="a6"/>
-        <w:ind w:left="880"/>
-        <w:rPr>
-          <w:rFonts w:ascii="한컴 말랑말랑 Bold" w:eastAsia="한컴 말랑말랑 Bold" w:hAnsi="한컴 말랑말랑 Bold"/>
-          <w:sz w:val="28"/>
-          <w:szCs w:val="28"/>
-        </w:rPr>
-      </w:pPr>
-    </w:p>
-    <w:p>
-      <w:pPr>
-        <w:pStyle w:val="a6"/>
-        <w:ind w:left="880"/>
-        <w:rPr>
-          <w:rFonts w:ascii="한컴 말랑말랑 Bold" w:eastAsia="한컴 말랑말랑 Bold" w:hAnsi="한컴 말랑말랑 Bold"/>
-          <w:sz w:val="28"/>
-          <w:szCs w:val="28"/>
-        </w:rPr>
-      </w:pPr>
-      <w:r>
-        <w:rPr>
-          <w:rFonts w:ascii="한컴 말랑말랑 Bold" w:eastAsia="한컴 말랑말랑 Bold" w:hAnsi="한컴 말랑말랑 Bold" w:hint="eastAsia"/>
-          <w:sz w:val="28"/>
-          <w:szCs w:val="28"/>
-        </w:rPr>
-        <w:t>[</w:t>
-      </w:r>
-      <w:proofErr w:type="gramStart"/>
-      <w:r>
-        <w:rPr>
-          <w:rFonts w:ascii="한컴 말랑말랑 Bold" w:eastAsia="한컴 말랑말랑 Bold" w:hAnsi="한컴 말랑말랑 Bold" w:hint="eastAsia"/>
-          <w:sz w:val="28"/>
-          <w:szCs w:val="28"/>
-        </w:rPr>
-        <w:t>Jenkis 에서</w:t>
-      </w:r>
-      <w:proofErr w:type="gramEnd"/>
-      <w:r>
-        <w:rPr>
-          <w:rFonts w:ascii="한컴 말랑말랑 Bold" w:eastAsia="한컴 말랑말랑 Bold" w:hAnsi="한컴 말랑말랑 Bold" w:hint="eastAsia"/>
-          <w:sz w:val="28"/>
-          <w:szCs w:val="28"/>
-        </w:rPr>
-        <w:t xml:space="preserve"> 빌드]</w:t>
-      </w:r>
-    </w:p>
-    <w:p>
-      <w:pPr>
-        <w:pStyle w:val="a6"/>
-        <w:numPr>
-          <w:ilvl w:val="0"/>
-          <w:numId w:val="5"/>
-        </w:numPr>
-        <w:rPr>
-          <w:rFonts w:ascii="한컴 말랑말랑 Bold" w:eastAsia="한컴 말랑말랑 Bold" w:hAnsi="한컴 말랑말랑 Bold"/>
-          <w:sz w:val="28"/>
-          <w:szCs w:val="28"/>
-        </w:rPr>
-      </w:pPr>
-      <w:proofErr w:type="gramStart"/>
-      <w:r>
-        <w:rPr>
-          <w:rFonts w:ascii="한컴 말랑말랑 Bold" w:eastAsia="한컴 말랑말랑 Bold" w:hAnsi="한컴 말랑말랑 Bold" w:hint="eastAsia"/>
-          <w:sz w:val="28"/>
-          <w:szCs w:val="28"/>
-        </w:rPr>
-        <w:t>Jenkins &gt;</w:t>
-      </w:r>
-      <w:proofErr w:type="gramEnd"/>
-      <w:r>
-        <w:rPr>
-          <w:rFonts w:ascii="한컴 말랑말랑 Bold" w:eastAsia="한컴 말랑말랑 Bold" w:hAnsi="한컴 말랑말랑 Bold" w:hint="eastAsia"/>
-          <w:sz w:val="28"/>
-          <w:szCs w:val="28"/>
-        </w:rPr>
-        <w:t xml:space="preserve"> New Item -&gt; Pipeline 선택 -&gt; Pipeline Script from SCM 선택 </w:t>
-      </w:r>
-    </w:p>
-    <w:p>
-      <w:pPr>
-        <w:pStyle w:val="a6"/>
-        <w:numPr>
-          <w:ilvl w:val="0"/>
-          <w:numId w:val="5"/>
-        </w:numPr>
-        <w:rPr>
-          <w:rFonts w:ascii="한컴 말랑말랑 Bold" w:eastAsia="한컴 말랑말랑 Bold" w:hAnsi="한컴 말랑말랑 Bold"/>
-          <w:sz w:val="28"/>
-          <w:szCs w:val="28"/>
-        </w:rPr>
-      </w:pPr>
-      <w:proofErr w:type="gramStart"/>
-      <w:r>
-        <w:rPr>
-          <w:rFonts w:ascii="한컴 말랑말랑 Bold" w:eastAsia="한컴 말랑말랑 Bold" w:hAnsi="한컴 말랑말랑 Bold" w:hint="eastAsia"/>
-          <w:sz w:val="28"/>
-          <w:szCs w:val="28"/>
-        </w:rPr>
-        <w:t>SCM :</w:t>
-      </w:r>
-      <w:proofErr w:type="gramEnd"/>
-      <w:r>
-        <w:rPr>
-          <w:rFonts w:ascii="한컴 말랑말랑 Bold" w:eastAsia="한컴 말랑말랑 Bold" w:hAnsi="한컴 말랑말랑 Bold" w:hint="eastAsia"/>
-          <w:sz w:val="28"/>
-          <w:szCs w:val="28"/>
-        </w:rPr>
-        <w:t xml:space="preserve"> Git -&gt; Repo URL 입력(깃허브 Repo URL) -&gt; Credential </w:t>
+        <w:t xml:space="preserve">SCM : Git -&gt; Repo URL 입력(깃허브 Repo URL) -&gt; Credential </w:t>
       </w:r>
       <w:r>
         <w:rPr>
